--- a/src/main/resources/templates/Vinfast/thu-bao-lanh-vinfast.docx
+++ b/src/main/resources/templates/Vinfast/thu-bao-lanh-vinfast.docx
@@ -196,7 +196,6 @@
           <w:color w:val="0000CC"/>
         </w:rPr>
       </w:pPr>
-      <w:proofErr w:type="gramStart"/>
       <w:r>
         <w:rPr>
           <w:b/>
@@ -209,15 +208,14 @@
           <w:b/>
           <w:color w:val="0000CC"/>
         </w:rPr>
-        <w:t>{{</w:t>
-      </w:r>
-      <w:proofErr w:type="gramEnd"/>
+        <w:t xml:space="preserve">    /</w:t>
+      </w:r>
       <w:r>
         <w:rPr>
           <w:b/>
           <w:color w:val="0000CC"/>
         </w:rPr>
-        <w:t>GUARANTEE_NUMBER}}</w:t>
+        <w:t>HDBL-BIDV.DT</w:t>
       </w:r>
     </w:p>
     <w:p>
@@ -1043,23 +1041,7 @@
           <w:sz w:val="26"/>
           <w:szCs w:val="26"/>
         </w:rPr>
-        <w:t xml:space="preserve">Điện thoại: 0277.3870789 – </w:t>
-      </w:r>
-      <w:proofErr w:type="gramStart"/>
-      <w:r>
-        <w:rPr>
-          <w:sz w:val="26"/>
-          <w:szCs w:val="26"/>
-        </w:rPr>
-        <w:t>3979999;</w:t>
-      </w:r>
-      <w:proofErr w:type="gramEnd"/>
-      <w:r>
-        <w:rPr>
-          <w:sz w:val="26"/>
-          <w:szCs w:val="26"/>
-        </w:rPr>
-        <w:t xml:space="preserve"> </w:t>
+        <w:t xml:space="preserve">Điện thoại: 0277.3870789 – 3979999; </w:t>
       </w:r>
     </w:p>
     <w:p>
@@ -1091,17 +1073,8 @@
           <w:sz w:val="26"/>
           <w:szCs w:val="26"/>
         </w:rPr>
-        <w:t xml:space="preserve"> đổi lần thứ 11 ngày </w:t>
-      </w:r>
-      <w:proofErr w:type="gramStart"/>
-      <w:r>
-        <w:rPr>
-          <w:sz w:val="26"/>
-          <w:szCs w:val="26"/>
-        </w:rPr>
-        <w:t>02/01/2024;</w:t>
-      </w:r>
-      <w:proofErr w:type="gramEnd"/>
+        <w:t xml:space="preserve"> đổi lần thứ 11 ngày 02/01/2024;</w:t>
+      </w:r>
     </w:p>
     <w:p>
       <w:pPr>
@@ -2661,16 +2634,8 @@
         <w:rPr>
           <w:color w:val="000000"/>
         </w:rPr>
-        <w:t>Phiếu kiểm tra chất lượng xuất xưởng của từng xe (bản gốc</w:t>
-      </w:r>
-      <w:proofErr w:type="gramStart"/>
-      <w:r>
-        <w:rPr>
-          <w:color w:val="000000"/>
-        </w:rPr>
-        <w:t>);</w:t>
-      </w:r>
-      <w:proofErr w:type="gramEnd"/>
+        <w:t>Phiếu kiểm tra chất lượng xuất xưởng của từng xe (bản gốc);</w:t>
+      </w:r>
     </w:p>
     <w:p>
       <w:pPr>
@@ -8554,10 +8519,31 @@
 </file>
 
 <file path=customXml/item1.xml><?xml version="1.0" encoding="utf-8"?>
-<LongProperties xmlns="http://schemas.microsoft.com/office/2006/metadata/longProperties"/>
+<b:Sources xmlns:b="http://schemas.openxmlformats.org/officeDocument/2006/bibliography" xmlns="http://schemas.openxmlformats.org/officeDocument/2006/bibliography" SelectedStyle="\APA.XSL" StyleName="APA"/>
 </file>
 
 <file path=customXml/item2.xml><?xml version="1.0" encoding="utf-8"?>
+<p:properties xmlns:p="http://schemas.microsoft.com/office/2006/metadata/properties" xmlns:xsi="http://www.w3.org/2001/XMLSchema-instance" xmlns:pc="http://schemas.microsoft.com/office/infopath/2007/PartnerControls">
+  <documentManagement>
+    <MaHieu xmlns="4afd0482-fe73-4301-a2d6-1a1d1218fd98" xsi:nil="true"/>
+    <TinhTrangHieuLuc xmlns="8ba8711b-6401-4886-8ecd-5b42b6a2c431" xsi:nil="true"/>
+    <MaVanBanThayThe xmlns="c7260419-8647-45b8-880e-8ad15e1b01d5" xsi:nil="true"/>
+    <LoaiDinhKem xmlns="c7260419-8647-45b8-880e-8ad15e1b01d5" xsi:nil="true"/>
+    <Ten xmlns="8ba8711b-6401-4886-8ecd-5b42b6a2c431" xsi:nil="true"/>
+    <GhiChu xmlns="8ba8711b-6401-4886-8ecd-5b42b6a2c431" xsi:nil="true"/>
+    <Loai xmlns="8ba8711b-6401-4886-8ecd-5b42b6a2c431" xsi:nil="true"/>
+    <MaVanBan xmlns="c7260419-8647-45b8-880e-8ad15e1b01d5" xsi:nil="true"/>
+    <URL xmlns="c7260419-8647-45b8-880e-8ad15e1b01d5" xsi:nil="true"/>
+    <LoaiThayThe xmlns="c7260419-8647-45b8-880e-8ad15e1b01d5" xsi:nil="true"/>
+    <TrangThaiXuLy xmlns="8ba8711b-6401-4886-8ecd-5b42b6a2c431" xsi:nil="true"/>
+    <SoHieu xmlns="c7260419-8647-45b8-880e-8ad15e1b01d5" xsi:nil="true"/>
+    <MaHieuFull xmlns="c7260419-8647-45b8-880e-8ad15e1b01d5" xsi:nil="true"/>
+    <IDVanBanQuyTrinh xmlns="8ba8711b-6401-4886-8ecd-5b42b6a2c431" xsi:nil="true"/>
+  </documentManagement>
+</p:properties>
+</file>
+
+<file path=customXml/item3.xml><?xml version="1.0" encoding="utf-8"?>
 <?mso-contentType ?>
 <spe:Receivers xmlns:spe="http://schemas.microsoft.com/sharepoint/events">
   <Receiver>
@@ -8603,32 +8589,20 @@
 </spe:Receivers>
 </file>
 
-<file path=customXml/item3.xml><?xml version="1.0" encoding="utf-8"?>
-<p:properties xmlns:p="http://schemas.microsoft.com/office/2006/metadata/properties" xmlns:xsi="http://www.w3.org/2001/XMLSchema-instance" xmlns:pc="http://schemas.microsoft.com/office/infopath/2007/PartnerControls">
-  <documentManagement>
-    <MaHieu xmlns="4afd0482-fe73-4301-a2d6-1a1d1218fd98" xsi:nil="true"/>
-    <TinhTrangHieuLuc xmlns="8ba8711b-6401-4886-8ecd-5b42b6a2c431" xsi:nil="true"/>
-    <MaVanBanThayThe xmlns="c7260419-8647-45b8-880e-8ad15e1b01d5" xsi:nil="true"/>
-    <LoaiDinhKem xmlns="c7260419-8647-45b8-880e-8ad15e1b01d5" xsi:nil="true"/>
-    <Ten xmlns="8ba8711b-6401-4886-8ecd-5b42b6a2c431" xsi:nil="true"/>
-    <GhiChu xmlns="8ba8711b-6401-4886-8ecd-5b42b6a2c431" xsi:nil="true"/>
-    <Loai xmlns="8ba8711b-6401-4886-8ecd-5b42b6a2c431" xsi:nil="true"/>
-    <MaVanBan xmlns="c7260419-8647-45b8-880e-8ad15e1b01d5" xsi:nil="true"/>
-    <URL xmlns="c7260419-8647-45b8-880e-8ad15e1b01d5" xsi:nil="true"/>
-    <LoaiThayThe xmlns="c7260419-8647-45b8-880e-8ad15e1b01d5" xsi:nil="true"/>
-    <TrangThaiXuLy xmlns="8ba8711b-6401-4886-8ecd-5b42b6a2c431" xsi:nil="true"/>
-    <SoHieu xmlns="c7260419-8647-45b8-880e-8ad15e1b01d5" xsi:nil="true"/>
-    <MaHieuFull xmlns="c7260419-8647-45b8-880e-8ad15e1b01d5" xsi:nil="true"/>
-    <IDVanBanQuyTrinh xmlns="8ba8711b-6401-4886-8ecd-5b42b6a2c431" xsi:nil="true"/>
-  </documentManagement>
-</p:properties>
-</file>
-
 <file path=customXml/item4.xml><?xml version="1.0" encoding="utf-8"?>
-<b:Sources xmlns:b="http://schemas.openxmlformats.org/officeDocument/2006/bibliography" xmlns="http://schemas.openxmlformats.org/officeDocument/2006/bibliography" SelectedStyle="\APA.XSL" StyleName="APA"/>
+<LongProperties xmlns="http://schemas.microsoft.com/office/2006/metadata/longProperties"/>
 </file>
 
 <file path=customXml/item5.xml><?xml version="1.0" encoding="utf-8"?>
+<?mso-contentType ?>
+<FormTemplates xmlns="http://schemas.microsoft.com/sharepoint/v3/contenttype/forms">
+  <Display>DocumentLibraryForm</Display>
+  <Edit>DocumentLibraryForm</Edit>
+  <New>DocumentLibraryForm</New>
+</FormTemplates>
+</file>
+
+<file path=customXml/item6.xml><?xml version="1.0" encoding="utf-8"?>
 <ct:contentTypeSchema xmlns:ct="http://schemas.microsoft.com/office/2006/metadata/contentType" xmlns:ma="http://schemas.microsoft.com/office/2006/metadata/properties/metaAttributes" ct:_="" ma:_="" ma:contentTypeName="Document" ma:contentTypeID="0x01010084BF56DD87899D4D883D465A206FE0BD" ma:contentTypeVersion="20" ma:contentTypeDescription="Create a new document." ma:contentTypeScope="" ma:versionID="9a34d6a88d5bdf2c5568a816797c7670">
   <xsd:schema xmlns:xsd="http://www.w3.org/2001/XMLSchema" xmlns:xs="http://www.w3.org/2001/XMLSchema" xmlns:p="http://schemas.microsoft.com/office/2006/metadata/properties" xmlns:ns2="aae76cca-351f-4937-95ce-0328f3ef71e3" xmlns:ns3="4afd0482-fe73-4301-a2d6-1a1d1218fd98" xmlns:ns4="8ba8711b-6401-4886-8ecd-5b42b6a2c431" xmlns:ns5="c7260419-8647-45b8-880e-8ad15e1b01d5" targetNamespace="http://schemas.microsoft.com/office/2006/metadata/properties" ma:root="true" ma:fieldsID="969ffd25ef7f992ac21cb0d3c8ec9b7e" ns2:_="" ns3:_="" ns4:_="" ns5:_="">
     <xsd:import namespace="aae76cca-351f-4937-95ce-0328f3ef71e3"/>
@@ -8898,32 +8872,15 @@
 </ct:contentTypeSchema>
 </file>
 
-<file path=customXml/item6.xml><?xml version="1.0" encoding="utf-8"?>
-<?mso-contentType ?>
-<FormTemplates xmlns="http://schemas.microsoft.com/sharepoint/v3/contenttype/forms">
-  <Display>DocumentLibraryForm</Display>
-  <Edit>DocumentLibraryForm</Edit>
-  <New>DocumentLibraryForm</New>
-</FormTemplates>
-</file>
-
 <file path=customXml/itemProps1.xml><?xml version="1.0" encoding="utf-8"?>
-<ds:datastoreItem xmlns:ds="http://schemas.openxmlformats.org/officeDocument/2006/customXml" ds:itemID="{497F86EF-7662-4F77-A542-F36FC9F82919}">
+<ds:datastoreItem xmlns:ds="http://schemas.openxmlformats.org/officeDocument/2006/customXml" ds:itemID="{D7ACC836-85A6-4D6E-A034-A5FA72AAAB5F}">
   <ds:schemaRefs>
-    <ds:schemaRef ds:uri="http://schemas.microsoft.com/office/2006/metadata/longProperties"/>
+    <ds:schemaRef ds:uri="http://schemas.openxmlformats.org/officeDocument/2006/bibliography"/>
   </ds:schemaRefs>
 </ds:datastoreItem>
 </file>
 
 <file path=customXml/itemProps2.xml><?xml version="1.0" encoding="utf-8"?>
-<ds:datastoreItem xmlns:ds="http://schemas.openxmlformats.org/officeDocument/2006/customXml" ds:itemID="{AE27CCF8-3728-4517-89E8-BB42F6D0A36D}">
-  <ds:schemaRefs>
-    <ds:schemaRef ds:uri="http://schemas.microsoft.com/sharepoint/events"/>
-  </ds:schemaRefs>
-</ds:datastoreItem>
-</file>
-
-<file path=customXml/itemProps3.xml><?xml version="1.0" encoding="utf-8"?>
 <ds:datastoreItem xmlns:ds="http://schemas.openxmlformats.org/officeDocument/2006/customXml" ds:itemID="{638B68B9-4772-4B4D-94EB-D3989878F182}">
   <ds:schemaRefs>
     <ds:schemaRef ds:uri="http://schemas.microsoft.com/office/2006/metadata/properties"/>
@@ -8935,15 +8892,31 @@
 </ds:datastoreItem>
 </file>
 
+<file path=customXml/itemProps3.xml><?xml version="1.0" encoding="utf-8"?>
+<ds:datastoreItem xmlns:ds="http://schemas.openxmlformats.org/officeDocument/2006/customXml" ds:itemID="{AE27CCF8-3728-4517-89E8-BB42F6D0A36D}">
+  <ds:schemaRefs>
+    <ds:schemaRef ds:uri="http://schemas.microsoft.com/sharepoint/events"/>
+  </ds:schemaRefs>
+</ds:datastoreItem>
+</file>
+
 <file path=customXml/itemProps4.xml><?xml version="1.0" encoding="utf-8"?>
-<ds:datastoreItem xmlns:ds="http://schemas.openxmlformats.org/officeDocument/2006/customXml" ds:itemID="{D7ACC836-85A6-4D6E-A034-A5FA72AAAB5F}">
+<ds:datastoreItem xmlns:ds="http://schemas.openxmlformats.org/officeDocument/2006/customXml" ds:itemID="{497F86EF-7662-4F77-A542-F36FC9F82919}">
   <ds:schemaRefs>
-    <ds:schemaRef ds:uri="http://schemas.openxmlformats.org/officeDocument/2006/bibliography"/>
+    <ds:schemaRef ds:uri="http://schemas.microsoft.com/office/2006/metadata/longProperties"/>
   </ds:schemaRefs>
 </ds:datastoreItem>
 </file>
 
 <file path=customXml/itemProps5.xml><?xml version="1.0" encoding="utf-8"?>
+<ds:datastoreItem xmlns:ds="http://schemas.openxmlformats.org/officeDocument/2006/customXml" ds:itemID="{3B62C0CD-B667-4058-BA1F-98112318F869}">
+  <ds:schemaRefs>
+    <ds:schemaRef ds:uri="http://schemas.microsoft.com/sharepoint/v3/contenttype/forms"/>
+  </ds:schemaRefs>
+</ds:datastoreItem>
+</file>
+
+<file path=customXml/itemProps6.xml><?xml version="1.0" encoding="utf-8"?>
 <ds:datastoreItem xmlns:ds="http://schemas.openxmlformats.org/officeDocument/2006/customXml" ds:itemID="{109C4B8F-BD6C-4F90-A2E0-220789938CA3}">
   <ds:schemaRefs>
     <ds:schemaRef ds:uri="http://schemas.microsoft.com/office/2006/metadata/contentType"/>
@@ -8962,12 +8935,4 @@
     <ds:schemaRef ds:uri="http://schemas.microsoft.com/internal/obd"/>
   </ds:schemaRefs>
 </ds:datastoreItem>
-</file>
-
-<file path=customXml/itemProps6.xml><?xml version="1.0" encoding="utf-8"?>
-<ds:datastoreItem xmlns:ds="http://schemas.openxmlformats.org/officeDocument/2006/customXml" ds:itemID="{3B62C0CD-B667-4058-BA1F-98112318F869}">
-  <ds:schemaRefs>
-    <ds:schemaRef ds:uri="http://schemas.microsoft.com/sharepoint/v3/contenttype/forms"/>
-  </ds:schemaRefs>
-</ds:datastoreItem>
 </file>
--- a/src/main/resources/templates/Vinfast/thu-bao-lanh-vinfast.docx
+++ b/src/main/resources/templates/Vinfast/thu-bao-lanh-vinfast.docx
@@ -140,7 +140,7 @@
         <w:rPr>
           <w:i/>
         </w:rPr>
-        <w:t>{{GUARANTEE_DATE_TITLE}}</w:t>
+        <w:t>{{CURRENT_DATE_TITLE}}</w:t>
       </w:r>
     </w:p>
     <w:p>
@@ -1041,7 +1041,23 @@
           <w:sz w:val="26"/>
           <w:szCs w:val="26"/>
         </w:rPr>
-        <w:t xml:space="preserve">Điện thoại: 0277.3870789 – 3979999; </w:t>
+        <w:t xml:space="preserve">Điện thoại: 0277.3870789 – </w:t>
+      </w:r>
+      <w:proofErr w:type="gramStart"/>
+      <w:r>
+        <w:rPr>
+          <w:sz w:val="26"/>
+          <w:szCs w:val="26"/>
+        </w:rPr>
+        <w:t>3979999;</w:t>
+      </w:r>
+      <w:proofErr w:type="gramEnd"/>
+      <w:r>
+        <w:rPr>
+          <w:sz w:val="26"/>
+          <w:szCs w:val="26"/>
+        </w:rPr>
+        <w:t xml:space="preserve"> </w:t>
       </w:r>
     </w:p>
     <w:p>
@@ -1073,8 +1089,17 @@
           <w:sz w:val="26"/>
           <w:szCs w:val="26"/>
         </w:rPr>
-        <w:t xml:space="preserve"> đổi lần thứ 11 ngày 02/01/2024;</w:t>
-      </w:r>
+        <w:t xml:space="preserve"> đổi lần thứ 11 ngày </w:t>
+      </w:r>
+      <w:proofErr w:type="gramStart"/>
+      <w:r>
+        <w:rPr>
+          <w:sz w:val="26"/>
+          <w:szCs w:val="26"/>
+        </w:rPr>
+        <w:t>02/01/2024;</w:t>
+      </w:r>
+      <w:proofErr w:type="gramEnd"/>
     </w:p>
     <w:p>
       <w:pPr>
@@ -2634,8 +2659,16 @@
         <w:rPr>
           <w:color w:val="000000"/>
         </w:rPr>
-        <w:t>Phiếu kiểm tra chất lượng xuất xưởng của từng xe (bản gốc);</w:t>
-      </w:r>
+        <w:t>Phiếu kiểm tra chất lượng xuất xưởng của từng xe (bản gốc</w:t>
+      </w:r>
+      <w:proofErr w:type="gramStart"/>
+      <w:r>
+        <w:rPr>
+          <w:color w:val="000000"/>
+        </w:rPr>
+        <w:t>);</w:t>
+      </w:r>
+      <w:proofErr w:type="gramEnd"/>
     </w:p>
     <w:p>
       <w:pPr>
@@ -3267,33 +3300,34 @@
         <w:ind w:left="0" w:firstLine="567"/>
         <w:jc w:val="both"/>
         <w:rPr>
-          <w:lang w:eastAsia="x-none"/>
-        </w:rPr>
-      </w:pPr>
-      <w:r>
-        <w:rPr>
-          <w:lang w:eastAsia="x-none"/>
-        </w:rPr>
-        <w:t>Thư bảo lãnh này</w:t>
-      </w:r>
-      <w:r>
-        <w:rPr>
-          <w:lang w:eastAsia="x-none"/>
-        </w:rPr>
-        <w:t xml:space="preserve"> có hiệu lực kể từ ngày</w:t>
-      </w:r>
-      <w:r>
-        <w:rPr>
-          <w:lang w:eastAsia="x-none"/>
-        </w:rPr>
-        <w:t xml:space="preserve"> </w:t>
-      </w:r>
-      <w:r>
-        <w:rPr>
           <w:color w:val="0070C0"/>
           <w:lang w:eastAsia="x-none"/>
         </w:rPr>
-        <w:t>{{GUARANTEE_DATE}}</w:t>
+      </w:pPr>
+      <w:r>
+        <w:rPr>
+          <w:lang w:eastAsia="x-none"/>
+        </w:rPr>
+        <w:t>Thư bảo lãnh này</w:t>
+      </w:r>
+      <w:r>
+        <w:rPr>
+          <w:lang w:eastAsia="x-none"/>
+        </w:rPr>
+        <w:t xml:space="preserve"> có hiệu lực kể từ ngày</w:t>
+      </w:r>
+      <w:r>
+        <w:rPr>
+          <w:lang w:eastAsia="x-none"/>
+        </w:rPr>
+        <w:t xml:space="preserve"> </w:t>
+      </w:r>
+      <w:r>
+        <w:rPr>
+          <w:color w:val="0070C0"/>
+          <w:lang w:eastAsia="x-none"/>
+        </w:rPr>
+        <w:t>{{CURRENT_DATE_TITLE}}</w:t>
       </w:r>
       <w:r>
         <w:rPr>
@@ -3322,10 +3356,11 @@
       </w:r>
       <w:r>
         <w:rPr>
-          <w:color w:val="0000FF"/>
-          <w:lang w:eastAsia="x-none"/>
-        </w:rPr>
-        <w:t>29</w:t>
+          <w:color w:val="0F4761" w:themeColor="accent1" w:themeShade="BF"/>
+          <w:sz w:val="26"/>
+          <w:szCs w:val="26"/>
+        </w:rPr>
+        <w:t>{{guaranteeTermDays}}</w:t>
       </w:r>
       <w:r>
         <w:rPr>
@@ -7800,7 +7835,6 @@
   <w:style w:type="character" w:default="1" w:styleId="DefaultParagraphFont">
     <w:name w:val="Default Paragraph Font"/>
     <w:uiPriority w:val="1"/>
-    <w:semiHidden/>
     <w:unhideWhenUsed/>
   </w:style>
   <w:style w:type="table" w:default="1" w:styleId="TableNormal">
@@ -8523,86 +8557,6 @@
 </file>
 
 <file path=customXml/item2.xml><?xml version="1.0" encoding="utf-8"?>
-<p:properties xmlns:p="http://schemas.microsoft.com/office/2006/metadata/properties" xmlns:xsi="http://www.w3.org/2001/XMLSchema-instance" xmlns:pc="http://schemas.microsoft.com/office/infopath/2007/PartnerControls">
-  <documentManagement>
-    <MaHieu xmlns="4afd0482-fe73-4301-a2d6-1a1d1218fd98" xsi:nil="true"/>
-    <TinhTrangHieuLuc xmlns="8ba8711b-6401-4886-8ecd-5b42b6a2c431" xsi:nil="true"/>
-    <MaVanBanThayThe xmlns="c7260419-8647-45b8-880e-8ad15e1b01d5" xsi:nil="true"/>
-    <LoaiDinhKem xmlns="c7260419-8647-45b8-880e-8ad15e1b01d5" xsi:nil="true"/>
-    <Ten xmlns="8ba8711b-6401-4886-8ecd-5b42b6a2c431" xsi:nil="true"/>
-    <GhiChu xmlns="8ba8711b-6401-4886-8ecd-5b42b6a2c431" xsi:nil="true"/>
-    <Loai xmlns="8ba8711b-6401-4886-8ecd-5b42b6a2c431" xsi:nil="true"/>
-    <MaVanBan xmlns="c7260419-8647-45b8-880e-8ad15e1b01d5" xsi:nil="true"/>
-    <URL xmlns="c7260419-8647-45b8-880e-8ad15e1b01d5" xsi:nil="true"/>
-    <LoaiThayThe xmlns="c7260419-8647-45b8-880e-8ad15e1b01d5" xsi:nil="true"/>
-    <TrangThaiXuLy xmlns="8ba8711b-6401-4886-8ecd-5b42b6a2c431" xsi:nil="true"/>
-    <SoHieu xmlns="c7260419-8647-45b8-880e-8ad15e1b01d5" xsi:nil="true"/>
-    <MaHieuFull xmlns="c7260419-8647-45b8-880e-8ad15e1b01d5" xsi:nil="true"/>
-    <IDVanBanQuyTrinh xmlns="8ba8711b-6401-4886-8ecd-5b42b6a2c431" xsi:nil="true"/>
-  </documentManagement>
-</p:properties>
-</file>
-
-<file path=customXml/item3.xml><?xml version="1.0" encoding="utf-8"?>
-<?mso-contentType ?>
-<spe:Receivers xmlns:spe="http://schemas.microsoft.com/sharepoint/events">
-  <Receiver>
-    <Name>Document ID Generator</Name>
-    <Synchronization>Synchronous</Synchronization>
-    <Type>10001</Type>
-    <SequenceNumber>1000</SequenceNumber>
-    <Assembly>Microsoft.Office.DocumentManagement, Version=14.0.0.0, Culture=neutral, PublicKeyToken=71e9bce111e9429c</Assembly>
-    <Class>Microsoft.Office.DocumentManagement.Internal.DocIdHandler</Class>
-    <Data/>
-    <Filter/>
-  </Receiver>
-  <Receiver>
-    <Name>Document ID Generator</Name>
-    <Synchronization>Synchronous</Synchronization>
-    <Type>10002</Type>
-    <SequenceNumber>1001</SequenceNumber>
-    <Assembly>Microsoft.Office.DocumentManagement, Version=14.0.0.0, Culture=neutral, PublicKeyToken=71e9bce111e9429c</Assembly>
-    <Class>Microsoft.Office.DocumentManagement.Internal.DocIdHandler</Class>
-    <Data/>
-    <Filter/>
-  </Receiver>
-  <Receiver>
-    <Name>Document ID Generator</Name>
-    <Synchronization>Synchronous</Synchronization>
-    <Type>10004</Type>
-    <SequenceNumber>1002</SequenceNumber>
-    <Assembly>Microsoft.Office.DocumentManagement, Version=14.0.0.0, Culture=neutral, PublicKeyToken=71e9bce111e9429c</Assembly>
-    <Class>Microsoft.Office.DocumentManagement.Internal.DocIdHandler</Class>
-    <Data/>
-    <Filter/>
-  </Receiver>
-  <Receiver>
-    <Name>Document ID Generator</Name>
-    <Synchronization>Synchronous</Synchronization>
-    <Type>10006</Type>
-    <SequenceNumber>1003</SequenceNumber>
-    <Assembly>Microsoft.Office.DocumentManagement, Version=14.0.0.0, Culture=neutral, PublicKeyToken=71e9bce111e9429c</Assembly>
-    <Class>Microsoft.Office.DocumentManagement.Internal.DocIdHandler</Class>
-    <Data/>
-    <Filter/>
-  </Receiver>
-</spe:Receivers>
-</file>
-
-<file path=customXml/item4.xml><?xml version="1.0" encoding="utf-8"?>
-<LongProperties xmlns="http://schemas.microsoft.com/office/2006/metadata/longProperties"/>
-</file>
-
-<file path=customXml/item5.xml><?xml version="1.0" encoding="utf-8"?>
-<?mso-contentType ?>
-<FormTemplates xmlns="http://schemas.microsoft.com/sharepoint/v3/contenttype/forms">
-  <Display>DocumentLibraryForm</Display>
-  <Edit>DocumentLibraryForm</Edit>
-  <New>DocumentLibraryForm</New>
-</FormTemplates>
-</file>
-
-<file path=customXml/item6.xml><?xml version="1.0" encoding="utf-8"?>
 <ct:contentTypeSchema xmlns:ct="http://schemas.microsoft.com/office/2006/metadata/contentType" xmlns:ma="http://schemas.microsoft.com/office/2006/metadata/properties/metaAttributes" ct:_="" ma:_="" ma:contentTypeName="Document" ma:contentTypeID="0x01010084BF56DD87899D4D883D465A206FE0BD" ma:contentTypeVersion="20" ma:contentTypeDescription="Create a new document." ma:contentTypeScope="" ma:versionID="9a34d6a88d5bdf2c5568a816797c7670">
   <xsd:schema xmlns:xsd="http://www.w3.org/2001/XMLSchema" xmlns:xs="http://www.w3.org/2001/XMLSchema" xmlns:p="http://schemas.microsoft.com/office/2006/metadata/properties" xmlns:ns2="aae76cca-351f-4937-95ce-0328f3ef71e3" xmlns:ns3="4afd0482-fe73-4301-a2d6-1a1d1218fd98" xmlns:ns4="8ba8711b-6401-4886-8ecd-5b42b6a2c431" xmlns:ns5="c7260419-8647-45b8-880e-8ad15e1b01d5" targetNamespace="http://schemas.microsoft.com/office/2006/metadata/properties" ma:root="true" ma:fieldsID="969ffd25ef7f992ac21cb0d3c8ec9b7e" ns2:_="" ns3:_="" ns4:_="" ns5:_="">
     <xsd:import namespace="aae76cca-351f-4937-95ce-0328f3ef71e3"/>
@@ -8872,6 +8826,86 @@
 </ct:contentTypeSchema>
 </file>
 
+<file path=customXml/item3.xml><?xml version="1.0" encoding="utf-8"?>
+<?mso-contentType ?>
+<FormTemplates xmlns="http://schemas.microsoft.com/sharepoint/v3/contenttype/forms">
+  <Display>DocumentLibraryForm</Display>
+  <Edit>DocumentLibraryForm</Edit>
+  <New>DocumentLibraryForm</New>
+</FormTemplates>
+</file>
+
+<file path=customXml/item4.xml><?xml version="1.0" encoding="utf-8"?>
+<LongProperties xmlns="http://schemas.microsoft.com/office/2006/metadata/longProperties"/>
+</file>
+
+<file path=customXml/item5.xml><?xml version="1.0" encoding="utf-8"?>
+<?mso-contentType ?>
+<spe:Receivers xmlns:spe="http://schemas.microsoft.com/sharepoint/events">
+  <Receiver>
+    <Name>Document ID Generator</Name>
+    <Synchronization>Synchronous</Synchronization>
+    <Type>10001</Type>
+    <SequenceNumber>1000</SequenceNumber>
+    <Assembly>Microsoft.Office.DocumentManagement, Version=14.0.0.0, Culture=neutral, PublicKeyToken=71e9bce111e9429c</Assembly>
+    <Class>Microsoft.Office.DocumentManagement.Internal.DocIdHandler</Class>
+    <Data/>
+    <Filter/>
+  </Receiver>
+  <Receiver>
+    <Name>Document ID Generator</Name>
+    <Synchronization>Synchronous</Synchronization>
+    <Type>10002</Type>
+    <SequenceNumber>1001</SequenceNumber>
+    <Assembly>Microsoft.Office.DocumentManagement, Version=14.0.0.0, Culture=neutral, PublicKeyToken=71e9bce111e9429c</Assembly>
+    <Class>Microsoft.Office.DocumentManagement.Internal.DocIdHandler</Class>
+    <Data/>
+    <Filter/>
+  </Receiver>
+  <Receiver>
+    <Name>Document ID Generator</Name>
+    <Synchronization>Synchronous</Synchronization>
+    <Type>10004</Type>
+    <SequenceNumber>1002</SequenceNumber>
+    <Assembly>Microsoft.Office.DocumentManagement, Version=14.0.0.0, Culture=neutral, PublicKeyToken=71e9bce111e9429c</Assembly>
+    <Class>Microsoft.Office.DocumentManagement.Internal.DocIdHandler</Class>
+    <Data/>
+    <Filter/>
+  </Receiver>
+  <Receiver>
+    <Name>Document ID Generator</Name>
+    <Synchronization>Synchronous</Synchronization>
+    <Type>10006</Type>
+    <SequenceNumber>1003</SequenceNumber>
+    <Assembly>Microsoft.Office.DocumentManagement, Version=14.0.0.0, Culture=neutral, PublicKeyToken=71e9bce111e9429c</Assembly>
+    <Class>Microsoft.Office.DocumentManagement.Internal.DocIdHandler</Class>
+    <Data/>
+    <Filter/>
+  </Receiver>
+</spe:Receivers>
+</file>
+
+<file path=customXml/item6.xml><?xml version="1.0" encoding="utf-8"?>
+<p:properties xmlns:p="http://schemas.microsoft.com/office/2006/metadata/properties" xmlns:xsi="http://www.w3.org/2001/XMLSchema-instance" xmlns:pc="http://schemas.microsoft.com/office/infopath/2007/PartnerControls">
+  <documentManagement>
+    <MaHieu xmlns="4afd0482-fe73-4301-a2d6-1a1d1218fd98" xsi:nil="true"/>
+    <TinhTrangHieuLuc xmlns="8ba8711b-6401-4886-8ecd-5b42b6a2c431" xsi:nil="true"/>
+    <MaVanBanThayThe xmlns="c7260419-8647-45b8-880e-8ad15e1b01d5" xsi:nil="true"/>
+    <LoaiDinhKem xmlns="c7260419-8647-45b8-880e-8ad15e1b01d5" xsi:nil="true"/>
+    <Ten xmlns="8ba8711b-6401-4886-8ecd-5b42b6a2c431" xsi:nil="true"/>
+    <GhiChu xmlns="8ba8711b-6401-4886-8ecd-5b42b6a2c431" xsi:nil="true"/>
+    <Loai xmlns="8ba8711b-6401-4886-8ecd-5b42b6a2c431" xsi:nil="true"/>
+    <MaVanBan xmlns="c7260419-8647-45b8-880e-8ad15e1b01d5" xsi:nil="true"/>
+    <URL xmlns="c7260419-8647-45b8-880e-8ad15e1b01d5" xsi:nil="true"/>
+    <LoaiThayThe xmlns="c7260419-8647-45b8-880e-8ad15e1b01d5" xsi:nil="true"/>
+    <TrangThaiXuLy xmlns="8ba8711b-6401-4886-8ecd-5b42b6a2c431" xsi:nil="true"/>
+    <SoHieu xmlns="c7260419-8647-45b8-880e-8ad15e1b01d5" xsi:nil="true"/>
+    <MaHieuFull xmlns="c7260419-8647-45b8-880e-8ad15e1b01d5" xsi:nil="true"/>
+    <IDVanBanQuyTrinh xmlns="8ba8711b-6401-4886-8ecd-5b42b6a2c431" xsi:nil="true"/>
+  </documentManagement>
+</p:properties>
+</file>
+
 <file path=customXml/itemProps1.xml><?xml version="1.0" encoding="utf-8"?>
 <ds:datastoreItem xmlns:ds="http://schemas.openxmlformats.org/officeDocument/2006/customXml" ds:itemID="{D7ACC836-85A6-4D6E-A034-A5FA72AAAB5F}">
   <ds:schemaRefs>
@@ -8881,42 +8915,6 @@
 </file>
 
 <file path=customXml/itemProps2.xml><?xml version="1.0" encoding="utf-8"?>
-<ds:datastoreItem xmlns:ds="http://schemas.openxmlformats.org/officeDocument/2006/customXml" ds:itemID="{638B68B9-4772-4B4D-94EB-D3989878F182}">
-  <ds:schemaRefs>
-    <ds:schemaRef ds:uri="http://schemas.microsoft.com/office/2006/metadata/properties"/>
-    <ds:schemaRef ds:uri="http://schemas.microsoft.com/office/infopath/2007/PartnerControls"/>
-    <ds:schemaRef ds:uri="4afd0482-fe73-4301-a2d6-1a1d1218fd98"/>
-    <ds:schemaRef ds:uri="8ba8711b-6401-4886-8ecd-5b42b6a2c431"/>
-    <ds:schemaRef ds:uri="c7260419-8647-45b8-880e-8ad15e1b01d5"/>
-  </ds:schemaRefs>
-</ds:datastoreItem>
-</file>
-
-<file path=customXml/itemProps3.xml><?xml version="1.0" encoding="utf-8"?>
-<ds:datastoreItem xmlns:ds="http://schemas.openxmlformats.org/officeDocument/2006/customXml" ds:itemID="{AE27CCF8-3728-4517-89E8-BB42F6D0A36D}">
-  <ds:schemaRefs>
-    <ds:schemaRef ds:uri="http://schemas.microsoft.com/sharepoint/events"/>
-  </ds:schemaRefs>
-</ds:datastoreItem>
-</file>
-
-<file path=customXml/itemProps4.xml><?xml version="1.0" encoding="utf-8"?>
-<ds:datastoreItem xmlns:ds="http://schemas.openxmlformats.org/officeDocument/2006/customXml" ds:itemID="{497F86EF-7662-4F77-A542-F36FC9F82919}">
-  <ds:schemaRefs>
-    <ds:schemaRef ds:uri="http://schemas.microsoft.com/office/2006/metadata/longProperties"/>
-  </ds:schemaRefs>
-</ds:datastoreItem>
-</file>
-
-<file path=customXml/itemProps5.xml><?xml version="1.0" encoding="utf-8"?>
-<ds:datastoreItem xmlns:ds="http://schemas.openxmlformats.org/officeDocument/2006/customXml" ds:itemID="{3B62C0CD-B667-4058-BA1F-98112318F869}">
-  <ds:schemaRefs>
-    <ds:schemaRef ds:uri="http://schemas.microsoft.com/sharepoint/v3/contenttype/forms"/>
-  </ds:schemaRefs>
-</ds:datastoreItem>
-</file>
-
-<file path=customXml/itemProps6.xml><?xml version="1.0" encoding="utf-8"?>
 <ds:datastoreItem xmlns:ds="http://schemas.openxmlformats.org/officeDocument/2006/customXml" ds:itemID="{109C4B8F-BD6C-4F90-A2E0-220789938CA3}">
   <ds:schemaRefs>
     <ds:schemaRef ds:uri="http://schemas.microsoft.com/office/2006/metadata/contentType"/>
@@ -8935,4 +8933,40 @@
     <ds:schemaRef ds:uri="http://schemas.microsoft.com/internal/obd"/>
   </ds:schemaRefs>
 </ds:datastoreItem>
+</file>
+
+<file path=customXml/itemProps3.xml><?xml version="1.0" encoding="utf-8"?>
+<ds:datastoreItem xmlns:ds="http://schemas.openxmlformats.org/officeDocument/2006/customXml" ds:itemID="{3B62C0CD-B667-4058-BA1F-98112318F869}">
+  <ds:schemaRefs>
+    <ds:schemaRef ds:uri="http://schemas.microsoft.com/sharepoint/v3/contenttype/forms"/>
+  </ds:schemaRefs>
+</ds:datastoreItem>
+</file>
+
+<file path=customXml/itemProps4.xml><?xml version="1.0" encoding="utf-8"?>
+<ds:datastoreItem xmlns:ds="http://schemas.openxmlformats.org/officeDocument/2006/customXml" ds:itemID="{497F86EF-7662-4F77-A542-F36FC9F82919}">
+  <ds:schemaRefs>
+    <ds:schemaRef ds:uri="http://schemas.microsoft.com/office/2006/metadata/longProperties"/>
+  </ds:schemaRefs>
+</ds:datastoreItem>
+</file>
+
+<file path=customXml/itemProps5.xml><?xml version="1.0" encoding="utf-8"?>
+<ds:datastoreItem xmlns:ds="http://schemas.openxmlformats.org/officeDocument/2006/customXml" ds:itemID="{AE27CCF8-3728-4517-89E8-BB42F6D0A36D}">
+  <ds:schemaRefs>
+    <ds:schemaRef ds:uri="http://schemas.microsoft.com/sharepoint/events"/>
+  </ds:schemaRefs>
+</ds:datastoreItem>
+</file>
+
+<file path=customXml/itemProps6.xml><?xml version="1.0" encoding="utf-8"?>
+<ds:datastoreItem xmlns:ds="http://schemas.openxmlformats.org/officeDocument/2006/customXml" ds:itemID="{638B68B9-4772-4B4D-94EB-D3989878F182}">
+  <ds:schemaRefs>
+    <ds:schemaRef ds:uri="http://schemas.microsoft.com/office/2006/metadata/properties"/>
+    <ds:schemaRef ds:uri="http://schemas.microsoft.com/office/infopath/2007/PartnerControls"/>
+    <ds:schemaRef ds:uri="4afd0482-fe73-4301-a2d6-1a1d1218fd98"/>
+    <ds:schemaRef ds:uri="8ba8711b-6401-4886-8ecd-5b42b6a2c431"/>
+    <ds:schemaRef ds:uri="c7260419-8647-45b8-880e-8ad15e1b01d5"/>
+  </ds:schemaRefs>
+</ds:datastoreItem>
 </file>